--- a/HOMEWORK 2.docx
+++ b/HOMEWORK 2.docx
@@ -682,7 +682,252 @@
         <w:rPr>
           <w:lang w:val="en-GB"/>
         </w:rPr>
-        <w:t>UQ_FullName</w:t>
+        <w:t>UQ_Email</w:t>
+      </w:r>
+      <w:proofErr w:type="spellEnd"/>
+      <w:r>
+        <w:rPr>
+          <w:lang w:val="en-GB"/>
+        </w:rPr>
+        <w:t>: UNIQUE (Email)</w:t>
+      </w:r>
+    </w:p>
+    <w:p>
+      <w:pPr>
+        <w:rPr>
+          <w:lang w:val="en-GB"/>
+        </w:rPr>
+      </w:pPr>
+    </w:p>
+    <w:p>
+      <w:pPr>
+        <w:rPr>
+          <w:b/>
+          <w:lang w:val="en-GB"/>
+        </w:rPr>
+      </w:pPr>
+      <w:r>
+        <w:rPr>
+          <w:lang w:val="en-GB"/>
+        </w:rPr>
+        <w:t xml:space="preserve">2. </w:t>
+      </w:r>
+      <w:r>
+        <w:rPr>
+          <w:b/>
+          <w:lang w:val="en-GB"/>
+        </w:rPr>
+        <w:t>Table Name: Pets</w:t>
+      </w:r>
+    </w:p>
+    <w:p>
+      <w:pPr>
+        <w:rPr>
+          <w:lang w:val="en-GB"/>
+        </w:rPr>
+      </w:pPr>
+      <w:r>
+        <w:rPr>
+          <w:b/>
+          <w:lang w:val="en-GB"/>
+        </w:rPr>
+        <w:t>Description:</w:t>
+      </w:r>
+      <w:r>
+        <w:rPr>
+          <w:lang w:val="en-GB"/>
+        </w:rPr>
+        <w:t xml:space="preserve"> Contains information about pets.</w:t>
+      </w:r>
+    </w:p>
+    <w:p>
+      <w:pPr>
+        <w:rPr>
+          <w:b/>
+          <w:lang w:val="en-GB"/>
+        </w:rPr>
+      </w:pPr>
+      <w:r>
+        <w:rPr>
+          <w:b/>
+          <w:lang w:val="en-GB"/>
+        </w:rPr>
+        <w:t>Attributes:</w:t>
+      </w:r>
+    </w:p>
+    <w:p>
+      <w:pPr>
+        <w:ind w:firstLine="284"/>
+        <w:rPr>
+          <w:lang w:val="en-GB"/>
+        </w:rPr>
+      </w:pPr>
+      <w:proofErr w:type="spellStart"/>
+      <w:r>
+        <w:rPr>
+          <w:lang w:val="en-GB"/>
+        </w:rPr>
+        <w:t>PetID</w:t>
+      </w:r>
+      <w:proofErr w:type="spellEnd"/>
+      <w:r>
+        <w:rPr>
+          <w:lang w:val="en-GB"/>
+        </w:rPr>
+        <w:t>: INTEGER, PK</w:t>
+      </w:r>
+    </w:p>
+    <w:p>
+      <w:pPr>
+        <w:ind w:firstLine="284"/>
+        <w:rPr>
+          <w:lang w:val="en-GB"/>
+        </w:rPr>
+      </w:pPr>
+      <w:proofErr w:type="spellStart"/>
+      <w:r>
+        <w:rPr>
+          <w:lang w:val="en-GB"/>
+        </w:rPr>
+        <w:t>InsuranceNum</w:t>
+      </w:r>
+      <w:proofErr w:type="spellEnd"/>
+      <w:r>
+        <w:rPr>
+          <w:lang w:val="en-GB"/>
+        </w:rPr>
+        <w:t xml:space="preserve">: </w:t>
+      </w:r>
+      <w:proofErr w:type="gramStart"/>
+      <w:r>
+        <w:rPr>
+          <w:lang w:val="en-GB"/>
+        </w:rPr>
+        <w:t>VARCHAR(</w:t>
+      </w:r>
+      <w:proofErr w:type="gramEnd"/>
+      <w:r>
+        <w:rPr>
+          <w:lang w:val="en-GB"/>
+        </w:rPr>
+        <w:t>50), NOT NULL, UNIQUE</w:t>
+      </w:r>
+    </w:p>
+    <w:p>
+      <w:pPr>
+        <w:ind w:firstLine="284"/>
+        <w:rPr>
+          <w:lang w:val="en-GB"/>
+        </w:rPr>
+      </w:pPr>
+      <w:r>
+        <w:rPr>
+          <w:lang w:val="en-GB"/>
+        </w:rPr>
+        <w:lastRenderedPageBreak/>
+        <w:t>Age: FLOAT, NOT NULL</w:t>
+      </w:r>
+    </w:p>
+    <w:p>
+      <w:pPr>
+        <w:ind w:firstLine="284"/>
+        <w:rPr>
+          <w:lang w:val="en-GB"/>
+        </w:rPr>
+      </w:pPr>
+      <w:proofErr w:type="spellStart"/>
+      <w:r>
+        <w:rPr>
+          <w:lang w:val="en-GB"/>
+        </w:rPr>
+        <w:t>OwnerID</w:t>
+      </w:r>
+      <w:proofErr w:type="spellEnd"/>
+      <w:r>
+        <w:rPr>
+          <w:lang w:val="en-GB"/>
+        </w:rPr>
+        <w:t>: INTEGER, FK (REFERENCES Owners), NOT NULL</w:t>
+      </w:r>
+    </w:p>
+    <w:p>
+      <w:pPr>
+        <w:rPr>
+          <w:b/>
+          <w:lang w:val="en-GB"/>
+        </w:rPr>
+      </w:pPr>
+      <w:r>
+        <w:rPr>
+          <w:b/>
+          <w:lang w:val="en-GB"/>
+        </w:rPr>
+        <w:t>Constrain</w:t>
+      </w:r>
+      <w:r>
+        <w:rPr>
+          <w:b/>
+          <w:lang w:val="en-GB"/>
+        </w:rPr>
+        <w:t>t</w:t>
+      </w:r>
+      <w:r>
+        <w:rPr>
+          <w:b/>
+          <w:lang w:val="en-GB"/>
+        </w:rPr>
+        <w:t>s:</w:t>
+      </w:r>
+    </w:p>
+    <w:p>
+      <w:pPr>
+        <w:ind w:firstLine="284"/>
+        <w:rPr>
+          <w:lang w:val="en-GB"/>
+        </w:rPr>
+      </w:pPr>
+      <w:proofErr w:type="spellStart"/>
+      <w:r>
+        <w:rPr>
+          <w:lang w:val="en-GB"/>
+        </w:rPr>
+        <w:t>PK_Pets</w:t>
+      </w:r>
+      <w:proofErr w:type="spellEnd"/>
+      <w:r>
+        <w:rPr>
+          <w:lang w:val="en-GB"/>
+        </w:rPr>
+        <w:t>: PRIMARY KEY (</w:t>
+      </w:r>
+      <w:proofErr w:type="spellStart"/>
+      <w:r>
+        <w:rPr>
+          <w:lang w:val="en-GB"/>
+        </w:rPr>
+        <w:t>PetID</w:t>
+      </w:r>
+      <w:proofErr w:type="spellEnd"/>
+      <w:r>
+        <w:rPr>
+          <w:lang w:val="en-GB"/>
+        </w:rPr>
+        <w:t>)</w:t>
+      </w:r>
+    </w:p>
+    <w:p>
+      <w:pPr>
+        <w:ind w:firstLine="284"/>
+        <w:rPr>
+          <w:lang w:val="en-GB"/>
+        </w:rPr>
+      </w:pPr>
+      <w:proofErr w:type="spellStart"/>
+      <w:r>
+        <w:rPr>
+          <w:lang w:val="en-GB"/>
+        </w:rPr>
+        <w:t>UQ_InsuranceNum</w:t>
       </w:r>
       <w:proofErr w:type="spellEnd"/>
       <w:r>
@@ -696,13 +941,7 @@
         <w:rPr>
           <w:lang w:val="en-GB"/>
         </w:rPr>
-        <w:t>Full</w:t>
-      </w:r>
-      <w:r>
-        <w:rPr>
-          <w:lang w:val="en-GB"/>
-        </w:rPr>
-        <w:t>Name</w:t>
+        <w:t>InsuranceNum</w:t>
       </w:r>
       <w:proofErr w:type="spellEnd"/>
       <w:r>
@@ -724,42 +963,91 @@
         <w:rPr>
           <w:lang w:val="en-GB"/>
         </w:rPr>
-        <w:t>UQ_Email</w:t>
-      </w:r>
-      <w:proofErr w:type="spellEnd"/>
-      <w:r>
-        <w:rPr>
-          <w:lang w:val="en-GB"/>
-        </w:rPr>
-        <w:t>: UNIQUE (Email)</w:t>
-      </w:r>
-    </w:p>
-    <w:p>
-      <w:pPr>
-        <w:rPr>
-          <w:lang w:val="en-GB"/>
-        </w:rPr>
-      </w:pPr>
-    </w:p>
-    <w:p>
-      <w:pPr>
-        <w:rPr>
-          <w:b/>
-          <w:lang w:val="en-GB"/>
-        </w:rPr>
-      </w:pPr>
-      <w:r>
-        <w:rPr>
-          <w:lang w:val="en-GB"/>
-        </w:rPr>
-        <w:t xml:space="preserve">2. </w:t>
-      </w:r>
-      <w:r>
-        <w:rPr>
-          <w:b/>
-          <w:lang w:val="en-GB"/>
-        </w:rPr>
-        <w:t>Table Name: Pets</w:t>
+        <w:t>CHK_Age</w:t>
+      </w:r>
+      <w:proofErr w:type="spellEnd"/>
+      <w:r>
+        <w:rPr>
+          <w:lang w:val="en-GB"/>
+        </w:rPr>
+        <w:t>: CHECK (Age &gt; 0)</w:t>
+      </w:r>
+    </w:p>
+    <w:p>
+      <w:pPr>
+        <w:ind w:firstLine="284"/>
+        <w:rPr>
+          <w:lang w:val="en-GB"/>
+        </w:rPr>
+      </w:pPr>
+      <w:proofErr w:type="spellStart"/>
+      <w:r>
+        <w:rPr>
+          <w:lang w:val="en-GB"/>
+        </w:rPr>
+        <w:t>FK_Pets_Owners</w:t>
+      </w:r>
+      <w:proofErr w:type="spellEnd"/>
+      <w:r>
+        <w:rPr>
+          <w:lang w:val="en-GB"/>
+        </w:rPr>
+        <w:t>: FOREIGN KEY (</w:t>
+      </w:r>
+      <w:proofErr w:type="spellStart"/>
+      <w:r>
+        <w:rPr>
+          <w:lang w:val="en-GB"/>
+        </w:rPr>
+        <w:t>OwnerID</w:t>
+      </w:r>
+      <w:proofErr w:type="spellEnd"/>
+      <w:r>
+        <w:rPr>
+          <w:lang w:val="en-GB"/>
+        </w:rPr>
+        <w:t>) REFERENCES Owners (</w:t>
+      </w:r>
+      <w:proofErr w:type="spellStart"/>
+      <w:r>
+        <w:rPr>
+          <w:lang w:val="en-GB"/>
+        </w:rPr>
+        <w:t>OwnerID</w:t>
+      </w:r>
+      <w:proofErr w:type="spellEnd"/>
+      <w:r>
+        <w:rPr>
+          <w:lang w:val="en-GB"/>
+        </w:rPr>
+        <w:t>)</w:t>
+      </w:r>
+    </w:p>
+    <w:p>
+      <w:pPr>
+        <w:rPr>
+          <w:lang w:val="en-GB"/>
+        </w:rPr>
+      </w:pPr>
+    </w:p>
+    <w:p>
+      <w:pPr>
+        <w:rPr>
+          <w:lang w:val="en-GB"/>
+        </w:rPr>
+      </w:pPr>
+      <w:r>
+        <w:rPr>
+          <w:lang w:val="en-GB"/>
+        </w:rPr>
+        <w:t xml:space="preserve">3. </w:t>
+      </w:r>
+      <w:r>
+        <w:rPr>
+          <w:b/>
+          <w:lang w:val="en-GB"/>
+        </w:rPr>
+        <w:t>Table Name: Doctors</w:t>
       </w:r>
     </w:p>
     <w:p>
@@ -779,7 +1067,7 @@
         <w:rPr>
           <w:lang w:val="en-GB"/>
         </w:rPr>
-        <w:t xml:space="preserve"> Contains information about pets.</w:t>
+        <w:t xml:space="preserve"> Contains information about vet doctors. </w:t>
       </w:r>
     </w:p>
     <w:p>
@@ -809,6 +1097,297 @@
         <w:rPr>
           <w:lang w:val="en-GB"/>
         </w:rPr>
+        <w:t>DoctorID</w:t>
+      </w:r>
+      <w:proofErr w:type="spellEnd"/>
+      <w:r>
+        <w:rPr>
+          <w:lang w:val="en-GB"/>
+        </w:rPr>
+        <w:t>: INTEGER, PK</w:t>
+      </w:r>
+    </w:p>
+    <w:p>
+      <w:pPr>
+        <w:ind w:firstLine="284"/>
+        <w:rPr>
+          <w:lang w:val="en-GB"/>
+        </w:rPr>
+      </w:pPr>
+      <w:proofErr w:type="spellStart"/>
+      <w:r>
+        <w:rPr>
+          <w:lang w:val="en-GB"/>
+        </w:rPr>
+        <w:t>FullName</w:t>
+      </w:r>
+      <w:proofErr w:type="spellEnd"/>
+      <w:r>
+        <w:rPr>
+          <w:lang w:val="en-GB"/>
+        </w:rPr>
+        <w:t xml:space="preserve">: </w:t>
+      </w:r>
+      <w:proofErr w:type="gramStart"/>
+      <w:r>
+        <w:rPr>
+          <w:lang w:val="en-GB"/>
+        </w:rPr>
+        <w:t>VARCHAR(</w:t>
+      </w:r>
+      <w:proofErr w:type="gramEnd"/>
+      <w:r>
+        <w:rPr>
+          <w:lang w:val="en-GB"/>
+        </w:rPr>
+        <w:t>100), NOT NULL</w:t>
+      </w:r>
+    </w:p>
+    <w:p>
+      <w:pPr>
+        <w:ind w:firstLine="284"/>
+        <w:rPr>
+          <w:lang w:val="en-GB"/>
+        </w:rPr>
+      </w:pPr>
+      <w:proofErr w:type="spellStart"/>
+      <w:r>
+        <w:rPr>
+          <w:lang w:val="en-GB"/>
+        </w:rPr>
+        <w:t>LicenseNum</w:t>
+      </w:r>
+      <w:proofErr w:type="spellEnd"/>
+      <w:r>
+        <w:rPr>
+          <w:lang w:val="en-GB"/>
+        </w:rPr>
+        <w:t xml:space="preserve">: </w:t>
+      </w:r>
+      <w:proofErr w:type="gramStart"/>
+      <w:r>
+        <w:rPr>
+          <w:lang w:val="en-GB"/>
+        </w:rPr>
+        <w:t>VARCHAR(</w:t>
+      </w:r>
+      <w:proofErr w:type="gramEnd"/>
+      <w:r>
+        <w:rPr>
+          <w:lang w:val="en-GB"/>
+        </w:rPr>
+        <w:t>50), NOT NULL, UNIQUE</w:t>
+      </w:r>
+    </w:p>
+    <w:p>
+      <w:pPr>
+        <w:rPr>
+          <w:b/>
+          <w:lang w:val="en-GB"/>
+        </w:rPr>
+      </w:pPr>
+      <w:r>
+        <w:rPr>
+          <w:b/>
+          <w:lang w:val="en-GB"/>
+        </w:rPr>
+        <w:t>Constrain</w:t>
+      </w:r>
+      <w:r>
+        <w:rPr>
+          <w:b/>
+          <w:lang w:val="en-GB"/>
+        </w:rPr>
+        <w:t>t</w:t>
+      </w:r>
+      <w:r>
+        <w:rPr>
+          <w:b/>
+          <w:lang w:val="en-GB"/>
+        </w:rPr>
+        <w:t>s:</w:t>
+      </w:r>
+    </w:p>
+    <w:p>
+      <w:pPr>
+        <w:ind w:firstLine="284"/>
+        <w:rPr>
+          <w:lang w:val="en-GB"/>
+        </w:rPr>
+      </w:pPr>
+      <w:proofErr w:type="spellStart"/>
+      <w:r>
+        <w:rPr>
+          <w:lang w:val="en-GB"/>
+        </w:rPr>
+        <w:t>PK_Doctors</w:t>
+      </w:r>
+      <w:proofErr w:type="spellEnd"/>
+      <w:r>
+        <w:rPr>
+          <w:lang w:val="en-GB"/>
+        </w:rPr>
+        <w:t>: PRIMARY KEY (</w:t>
+      </w:r>
+      <w:proofErr w:type="spellStart"/>
+      <w:r>
+        <w:rPr>
+          <w:lang w:val="en-GB"/>
+        </w:rPr>
+        <w:t>DoctorID</w:t>
+      </w:r>
+      <w:proofErr w:type="spellEnd"/>
+      <w:r>
+        <w:rPr>
+          <w:lang w:val="en-GB"/>
+        </w:rPr>
+        <w:t>)</w:t>
+      </w:r>
+    </w:p>
+    <w:p>
+      <w:pPr>
+        <w:ind w:firstLine="284"/>
+        <w:rPr>
+          <w:lang w:val="en-GB"/>
+        </w:rPr>
+      </w:pPr>
+      <w:proofErr w:type="spellStart"/>
+      <w:r>
+        <w:rPr>
+          <w:lang w:val="en-GB"/>
+        </w:rPr>
+        <w:t>UQ_LicenseNum</w:t>
+      </w:r>
+      <w:proofErr w:type="spellEnd"/>
+      <w:r>
+        <w:rPr>
+          <w:lang w:val="en-GB"/>
+        </w:rPr>
+        <w:t>: UNIQUE (</w:t>
+      </w:r>
+      <w:proofErr w:type="spellStart"/>
+      <w:r>
+        <w:rPr>
+          <w:lang w:val="en-GB"/>
+        </w:rPr>
+        <w:t>LicenseNum</w:t>
+      </w:r>
+      <w:proofErr w:type="spellEnd"/>
+      <w:r>
+        <w:rPr>
+          <w:lang w:val="en-GB"/>
+        </w:rPr>
+        <w:t>)</w:t>
+      </w:r>
+    </w:p>
+    <w:p>
+      <w:pPr>
+        <w:rPr>
+          <w:lang w:val="en-GB"/>
+        </w:rPr>
+      </w:pPr>
+    </w:p>
+    <w:p>
+      <w:pPr>
+        <w:rPr>
+          <w:lang w:val="en-GB"/>
+        </w:rPr>
+      </w:pPr>
+      <w:r>
+        <w:rPr>
+          <w:lang w:val="en-GB"/>
+        </w:rPr>
+        <w:t xml:space="preserve">4. </w:t>
+      </w:r>
+      <w:r>
+        <w:rPr>
+          <w:b/>
+          <w:lang w:val="en-GB"/>
+        </w:rPr>
+        <w:t>Table Name: Appointments</w:t>
+      </w:r>
+    </w:p>
+    <w:p>
+      <w:pPr>
+        <w:rPr>
+          <w:lang w:val="en-GB"/>
+        </w:rPr>
+      </w:pPr>
+      <w:r>
+        <w:rPr>
+          <w:b/>
+          <w:lang w:val="en-GB"/>
+        </w:rPr>
+        <w:t>Description:</w:t>
+      </w:r>
+      <w:r>
+        <w:rPr>
+          <w:lang w:val="en-GB"/>
+        </w:rPr>
+        <w:t xml:space="preserve"> Contains information about appointments</w:t>
+      </w:r>
+      <w:r>
+        <w:rPr>
+          <w:lang w:val="en-GB"/>
+        </w:rPr>
+        <w:t>, implements a many-to-many relationship between pets and doctors</w:t>
+      </w:r>
+      <w:r>
+        <w:rPr>
+          <w:lang w:val="en-GB"/>
+        </w:rPr>
+        <w:t>.</w:t>
+      </w:r>
+    </w:p>
+    <w:p>
+      <w:pPr>
+        <w:rPr>
+          <w:b/>
+          <w:lang w:val="en-GB"/>
+        </w:rPr>
+      </w:pPr>
+      <w:r>
+        <w:rPr>
+          <w:b/>
+          <w:lang w:val="en-GB"/>
+        </w:rPr>
+        <w:t>Attributes:</w:t>
+      </w:r>
+    </w:p>
+    <w:p>
+      <w:pPr>
+        <w:ind w:firstLine="284"/>
+        <w:rPr>
+          <w:lang w:val="en-GB"/>
+        </w:rPr>
+      </w:pPr>
+      <w:proofErr w:type="spellStart"/>
+      <w:r>
+        <w:rPr>
+          <w:lang w:val="en-GB"/>
+        </w:rPr>
+        <w:t>AppointmentID</w:t>
+      </w:r>
+      <w:proofErr w:type="spellEnd"/>
+      <w:r>
+        <w:rPr>
+          <w:lang w:val="en-GB"/>
+        </w:rPr>
+        <w:t>: INTEGER, PK</w:t>
+      </w:r>
+    </w:p>
+    <w:p>
+      <w:pPr>
+        <w:ind w:firstLine="284"/>
+        <w:rPr>
+          <w:lang w:val="en-GB"/>
+        </w:rPr>
+      </w:pPr>
+      <w:proofErr w:type="spellStart"/>
+      <w:r>
+        <w:rPr>
+          <w:lang w:val="en-GB"/>
+        </w:rPr>
         <w:t>PetID</w:t>
       </w:r>
       <w:proofErr w:type="spellEnd"/>
@@ -816,6 +1395,617 @@
         <w:rPr>
           <w:lang w:val="en-GB"/>
         </w:rPr>
+        <w:t>: INTEGER, FK (REFERENCES Pets), NOT NULL</w:t>
+      </w:r>
+    </w:p>
+    <w:p>
+      <w:pPr>
+        <w:ind w:firstLine="284"/>
+        <w:rPr>
+          <w:lang w:val="en-GB"/>
+        </w:rPr>
+      </w:pPr>
+      <w:proofErr w:type="spellStart"/>
+      <w:r>
+        <w:rPr>
+          <w:lang w:val="en-GB"/>
+        </w:rPr>
+        <w:t>DoctorID</w:t>
+      </w:r>
+      <w:proofErr w:type="spellEnd"/>
+      <w:r>
+        <w:rPr>
+          <w:lang w:val="en-GB"/>
+        </w:rPr>
+        <w:t>: INTEGER, FK (REFERENCES Doctors), NOT NULL</w:t>
+      </w:r>
+    </w:p>
+    <w:p>
+      <w:pPr>
+        <w:ind w:firstLine="284"/>
+        <w:rPr>
+          <w:lang w:val="en-GB"/>
+        </w:rPr>
+      </w:pPr>
+      <w:proofErr w:type="spellStart"/>
+      <w:r>
+        <w:rPr>
+          <w:lang w:val="en-GB"/>
+        </w:rPr>
+        <w:t>AppointmentDate</w:t>
+      </w:r>
+      <w:proofErr w:type="spellEnd"/>
+      <w:r>
+        <w:rPr>
+          <w:lang w:val="en-GB"/>
+        </w:rPr>
+        <w:t xml:space="preserve">: </w:t>
+      </w:r>
+      <w:r>
+        <w:rPr>
+          <w:lang w:val="en-GB"/>
+        </w:rPr>
+        <w:t>TIMESTAMP</w:t>
+      </w:r>
+      <w:r>
+        <w:rPr>
+          <w:lang w:val="en-GB"/>
+        </w:rPr>
+        <w:t>, NOT NULL</w:t>
+      </w:r>
+    </w:p>
+    <w:p>
+      <w:pPr>
+        <w:ind w:firstLine="284"/>
+        <w:rPr>
+          <w:lang w:val="en-GB"/>
+        </w:rPr>
+      </w:pPr>
+      <w:proofErr w:type="spellStart"/>
+      <w:r>
+        <w:rPr>
+          <w:lang w:val="en-GB"/>
+        </w:rPr>
+        <w:t>AppointmentStatus</w:t>
+      </w:r>
+      <w:proofErr w:type="spellEnd"/>
+      <w:r>
+        <w:rPr>
+          <w:lang w:val="en-GB"/>
+        </w:rPr>
+        <w:t xml:space="preserve">: </w:t>
+      </w:r>
+      <w:proofErr w:type="gramStart"/>
+      <w:r>
+        <w:rPr>
+          <w:lang w:val="en-GB"/>
+        </w:rPr>
+        <w:t>VARCHAR(</w:t>
+      </w:r>
+      <w:proofErr w:type="gramEnd"/>
+      <w:r>
+        <w:rPr>
+          <w:lang w:val="en-GB"/>
+        </w:rPr>
+        <w:t>20)</w:t>
+      </w:r>
+    </w:p>
+    <w:p>
+      <w:pPr>
+        <w:rPr>
+          <w:b/>
+          <w:lang w:val="en-GB"/>
+        </w:rPr>
+      </w:pPr>
+      <w:r>
+        <w:rPr>
+          <w:b/>
+          <w:lang w:val="en-GB"/>
+        </w:rPr>
+        <w:t>Constrain</w:t>
+      </w:r>
+      <w:r>
+        <w:rPr>
+          <w:b/>
+          <w:lang w:val="en-GB"/>
+        </w:rPr>
+        <w:t>t</w:t>
+      </w:r>
+      <w:r>
+        <w:rPr>
+          <w:b/>
+          <w:lang w:val="en-GB"/>
+        </w:rPr>
+        <w:t>s:</w:t>
+      </w:r>
+    </w:p>
+    <w:p>
+      <w:pPr>
+        <w:ind w:firstLine="284"/>
+        <w:rPr>
+          <w:lang w:val="en-GB"/>
+        </w:rPr>
+      </w:pPr>
+      <w:proofErr w:type="spellStart"/>
+      <w:r>
+        <w:rPr>
+          <w:lang w:val="en-GB"/>
+        </w:rPr>
+        <w:lastRenderedPageBreak/>
+        <w:t>PK_Appointments</w:t>
+      </w:r>
+      <w:proofErr w:type="spellEnd"/>
+      <w:r>
+        <w:rPr>
+          <w:lang w:val="en-GB"/>
+        </w:rPr>
+        <w:t>: PRIMARY KEY (</w:t>
+      </w:r>
+      <w:proofErr w:type="spellStart"/>
+      <w:r>
+        <w:rPr>
+          <w:lang w:val="en-GB"/>
+        </w:rPr>
+        <w:t>AppointmentID</w:t>
+      </w:r>
+      <w:proofErr w:type="spellEnd"/>
+      <w:r>
+        <w:rPr>
+          <w:lang w:val="en-GB"/>
+        </w:rPr>
+        <w:t>)</w:t>
+      </w:r>
+    </w:p>
+    <w:p>
+      <w:pPr>
+        <w:ind w:firstLine="284"/>
+        <w:rPr>
+          <w:lang w:val="en-GB"/>
+        </w:rPr>
+      </w:pPr>
+      <w:proofErr w:type="spellStart"/>
+      <w:r>
+        <w:rPr>
+          <w:lang w:val="en-GB"/>
+        </w:rPr>
+        <w:t>CHK_AppointmentDate</w:t>
+      </w:r>
+      <w:proofErr w:type="spellEnd"/>
+      <w:r>
+        <w:rPr>
+          <w:lang w:val="en-GB"/>
+        </w:rPr>
+        <w:t>: CHECK (</w:t>
+      </w:r>
+      <w:proofErr w:type="spellStart"/>
+      <w:r>
+        <w:rPr>
+          <w:lang w:val="en-GB"/>
+        </w:rPr>
+        <w:t>AppointmentDate</w:t>
+      </w:r>
+      <w:proofErr w:type="spellEnd"/>
+      <w:r>
+        <w:rPr>
+          <w:lang w:val="en-GB"/>
+        </w:rPr>
+        <w:t xml:space="preserve"> &gt;= </w:t>
+      </w:r>
+      <w:r>
+        <w:rPr>
+          <w:lang w:val="en-GB"/>
+        </w:rPr>
+        <w:t>‘</w:t>
+      </w:r>
+      <w:r>
+        <w:rPr>
+          <w:lang w:val="en-US"/>
+        </w:rPr>
+        <w:t>2010-01-01</w:t>
+      </w:r>
+      <w:r>
+        <w:rPr>
+          <w:lang w:val="en-US"/>
+        </w:rPr>
+        <w:t>’</w:t>
+      </w:r>
+      <w:r>
+        <w:rPr>
+          <w:lang w:val="en-GB"/>
+        </w:rPr>
+        <w:t xml:space="preserve"> AND </w:t>
+      </w:r>
+      <w:proofErr w:type="spellStart"/>
+      <w:r>
+        <w:rPr>
+          <w:lang w:val="en-GB"/>
+        </w:rPr>
+        <w:t>AppointmentDate</w:t>
+      </w:r>
+      <w:proofErr w:type="spellEnd"/>
+      <w:r>
+        <w:rPr>
+          <w:lang w:val="en-GB"/>
+        </w:rPr>
+        <w:t xml:space="preserve"> &lt;= </w:t>
+      </w:r>
+      <w:r>
+        <w:rPr>
+          <w:lang w:val="en-GB"/>
+        </w:rPr>
+        <w:t>‘</w:t>
+      </w:r>
+      <w:r>
+        <w:rPr>
+          <w:lang w:val="en-US"/>
+        </w:rPr>
+        <w:t>2027-01-01</w:t>
+      </w:r>
+      <w:r>
+        <w:rPr>
+          <w:lang w:val="en-US"/>
+        </w:rPr>
+        <w:t>’</w:t>
+      </w:r>
+      <w:r>
+        <w:rPr>
+          <w:lang w:val="en-GB"/>
+        </w:rPr>
+        <w:t>)</w:t>
+      </w:r>
+    </w:p>
+    <w:p>
+      <w:pPr>
+        <w:ind w:firstLine="284"/>
+        <w:rPr>
+          <w:lang w:val="en-GB"/>
+        </w:rPr>
+      </w:pPr>
+      <w:proofErr w:type="spellStart"/>
+      <w:r>
+        <w:rPr>
+          <w:lang w:val="en-GB"/>
+        </w:rPr>
+        <w:t>FK_</w:t>
+      </w:r>
+      <w:r>
+        <w:rPr>
+          <w:lang w:val="en-GB"/>
+        </w:rPr>
+        <w:t>Appointments</w:t>
+      </w:r>
+      <w:r>
+        <w:rPr>
+          <w:lang w:val="en-GB"/>
+        </w:rPr>
+        <w:t>_</w:t>
+      </w:r>
+      <w:r>
+        <w:rPr>
+          <w:lang w:val="en-GB"/>
+        </w:rPr>
+        <w:t>Pet</w:t>
+      </w:r>
+      <w:r>
+        <w:rPr>
+          <w:lang w:val="en-GB"/>
+        </w:rPr>
+        <w:t>s</w:t>
+      </w:r>
+      <w:proofErr w:type="spellEnd"/>
+      <w:r>
+        <w:rPr>
+          <w:lang w:val="en-GB"/>
+        </w:rPr>
+        <w:t>: FOREIGN KEY (</w:t>
+      </w:r>
+      <w:proofErr w:type="spellStart"/>
+      <w:r>
+        <w:rPr>
+          <w:lang w:val="en-GB"/>
+        </w:rPr>
+        <w:t>Pet</w:t>
+      </w:r>
+      <w:r>
+        <w:rPr>
+          <w:lang w:val="en-GB"/>
+        </w:rPr>
+        <w:t>ID</w:t>
+      </w:r>
+      <w:proofErr w:type="spellEnd"/>
+      <w:r>
+        <w:rPr>
+          <w:lang w:val="en-GB"/>
+        </w:rPr>
+        <w:t xml:space="preserve">) REFERENCES </w:t>
+      </w:r>
+      <w:r>
+        <w:rPr>
+          <w:lang w:val="en-GB"/>
+        </w:rPr>
+        <w:t>Pet</w:t>
+      </w:r>
+      <w:r>
+        <w:rPr>
+          <w:lang w:val="en-GB"/>
+        </w:rPr>
+        <w:t>s (</w:t>
+      </w:r>
+      <w:proofErr w:type="spellStart"/>
+      <w:r>
+        <w:rPr>
+          <w:lang w:val="en-GB"/>
+        </w:rPr>
+        <w:t>Pet</w:t>
+      </w:r>
+      <w:r>
+        <w:rPr>
+          <w:lang w:val="en-GB"/>
+        </w:rPr>
+        <w:t>ID</w:t>
+      </w:r>
+      <w:proofErr w:type="spellEnd"/>
+      <w:r>
+        <w:rPr>
+          <w:lang w:val="en-GB"/>
+        </w:rPr>
+        <w:t>)</w:t>
+      </w:r>
+    </w:p>
+    <w:p>
+      <w:pPr>
+        <w:ind w:firstLine="284"/>
+        <w:rPr>
+          <w:lang w:val="en-GB"/>
+        </w:rPr>
+      </w:pPr>
+      <w:proofErr w:type="spellStart"/>
+      <w:r>
+        <w:rPr>
+          <w:lang w:val="en-GB"/>
+        </w:rPr>
+        <w:t>FK_Appointments_Doctors</w:t>
+      </w:r>
+      <w:proofErr w:type="spellEnd"/>
+      <w:r>
+        <w:rPr>
+          <w:lang w:val="en-GB"/>
+        </w:rPr>
+        <w:t>: FOREIGN KEY (</w:t>
+      </w:r>
+      <w:proofErr w:type="spellStart"/>
+      <w:r>
+        <w:rPr>
+          <w:lang w:val="en-GB"/>
+        </w:rPr>
+        <w:t>DoctorID</w:t>
+      </w:r>
+      <w:proofErr w:type="spellEnd"/>
+      <w:r>
+        <w:rPr>
+          <w:lang w:val="en-GB"/>
+        </w:rPr>
+        <w:t>) REFERENCES Doctors (</w:t>
+      </w:r>
+      <w:proofErr w:type="spellStart"/>
+      <w:r>
+        <w:rPr>
+          <w:lang w:val="en-GB"/>
+        </w:rPr>
+        <w:t>DoctorID</w:t>
+      </w:r>
+      <w:proofErr w:type="spellEnd"/>
+      <w:r>
+        <w:rPr>
+          <w:lang w:val="en-GB"/>
+        </w:rPr>
+        <w:t>)</w:t>
+      </w:r>
+    </w:p>
+    <w:p>
+      <w:pPr>
+        <w:ind w:firstLine="284"/>
+        <w:rPr>
+          <w:lang w:val="en-GB"/>
+        </w:rPr>
+      </w:pPr>
+      <w:proofErr w:type="spellStart"/>
+      <w:r>
+        <w:rPr>
+          <w:lang w:val="en-GB"/>
+        </w:rPr>
+        <w:t>CHK_ApppointmentStatus</w:t>
+      </w:r>
+      <w:proofErr w:type="spellEnd"/>
+      <w:r>
+        <w:rPr>
+          <w:lang w:val="en-GB"/>
+        </w:rPr>
+        <w:t>: CHECK (</w:t>
+      </w:r>
+      <w:proofErr w:type="spellStart"/>
+      <w:r>
+        <w:rPr>
+          <w:lang w:val="en-GB"/>
+        </w:rPr>
+        <w:t>AppointmentStatus</w:t>
+      </w:r>
+      <w:proofErr w:type="spellEnd"/>
+      <w:r>
+        <w:rPr>
+          <w:lang w:val="en-GB"/>
+        </w:rPr>
+        <w:t xml:space="preserve"> IN </w:t>
+      </w:r>
+      <w:r>
+        <w:rPr>
+          <w:lang w:val="en-US"/>
+        </w:rPr>
+        <w:t>(</w:t>
+      </w:r>
+      <w:r>
+        <w:rPr>
+          <w:lang w:val="en-US"/>
+        </w:rPr>
+        <w:t>‘</w:t>
+      </w:r>
+      <w:r>
+        <w:rPr>
+          <w:lang w:val="en-GB"/>
+        </w:rPr>
+        <w:t>SCHEDULED</w:t>
+      </w:r>
+      <w:r>
+        <w:rPr>
+          <w:lang w:val="en-GB"/>
+        </w:rPr>
+        <w:t>’</w:t>
+      </w:r>
+      <w:r>
+        <w:rPr>
+          <w:lang w:val="en-GB"/>
+        </w:rPr>
+        <w:t xml:space="preserve">, </w:t>
+      </w:r>
+      <w:r>
+        <w:rPr>
+          <w:lang w:val="en-GB"/>
+        </w:rPr>
+        <w:t>‘</w:t>
+      </w:r>
+      <w:r>
+        <w:rPr>
+          <w:lang w:val="en-GB"/>
+        </w:rPr>
+        <w:t>CANCELED</w:t>
+      </w:r>
+      <w:r>
+        <w:rPr>
+          <w:lang w:val="en-GB"/>
+        </w:rPr>
+        <w:t>’</w:t>
+      </w:r>
+      <w:r>
+        <w:rPr>
+          <w:lang w:val="en-GB"/>
+        </w:rPr>
+        <w:t xml:space="preserve">, </w:t>
+      </w:r>
+      <w:r>
+        <w:rPr>
+          <w:lang w:val="en-GB"/>
+        </w:rPr>
+        <w:t>‘</w:t>
+      </w:r>
+      <w:r>
+        <w:rPr>
+          <w:lang w:val="en-GB"/>
+        </w:rPr>
+        <w:t>FINISHED</w:t>
+      </w:r>
+      <w:r>
+        <w:rPr>
+          <w:lang w:val="en-GB"/>
+        </w:rPr>
+        <w:t>’</w:t>
+      </w:r>
+      <w:r>
+        <w:rPr>
+          <w:lang w:val="en-GB"/>
+        </w:rPr>
+        <w:t>))</w:t>
+      </w:r>
+    </w:p>
+    <w:p>
+      <w:pPr>
+        <w:rPr>
+          <w:lang w:val="en-GB"/>
+        </w:rPr>
+      </w:pPr>
+    </w:p>
+    <w:p>
+      <w:pPr>
+        <w:rPr>
+          <w:lang w:val="en-GB"/>
+        </w:rPr>
+      </w:pPr>
+      <w:r>
+        <w:rPr>
+          <w:lang w:val="en-GB"/>
+        </w:rPr>
+        <w:t xml:space="preserve">5. </w:t>
+      </w:r>
+      <w:r>
+        <w:rPr>
+          <w:b/>
+          <w:lang w:val="en-GB"/>
+        </w:rPr>
+        <w:t xml:space="preserve">Table Name: </w:t>
+      </w:r>
+      <w:proofErr w:type="spellStart"/>
+      <w:r>
+        <w:rPr>
+          <w:b/>
+          <w:lang w:val="en-GB"/>
+        </w:rPr>
+        <w:t>MedicalHistory</w:t>
+      </w:r>
+      <w:proofErr w:type="spellEnd"/>
+    </w:p>
+    <w:p>
+      <w:pPr>
+        <w:rPr>
+          <w:lang w:val="en-GB"/>
+        </w:rPr>
+      </w:pPr>
+      <w:r>
+        <w:rPr>
+          <w:b/>
+          <w:lang w:val="en-GB"/>
+        </w:rPr>
+        <w:t>Description:</w:t>
+      </w:r>
+      <w:r>
+        <w:rPr>
+          <w:lang w:val="en-GB"/>
+        </w:rPr>
+        <w:t xml:space="preserve"> Contains information about history of appointments.</w:t>
+      </w:r>
+    </w:p>
+    <w:p>
+      <w:pPr>
+        <w:rPr>
+          <w:b/>
+          <w:lang w:val="en-GB"/>
+        </w:rPr>
+      </w:pPr>
+      <w:r>
+        <w:rPr>
+          <w:b/>
+          <w:lang w:val="en-GB"/>
+        </w:rPr>
+        <w:t>Attributes:</w:t>
+      </w:r>
+    </w:p>
+    <w:p>
+      <w:pPr>
+        <w:ind w:firstLine="284"/>
+        <w:rPr>
+          <w:lang w:val="en-GB"/>
+        </w:rPr>
+      </w:pPr>
+      <w:proofErr w:type="spellStart"/>
+      <w:r>
+        <w:rPr>
+          <w:lang w:val="en-GB"/>
+        </w:rPr>
+        <w:t>HistoryID</w:t>
+      </w:r>
+      <w:proofErr w:type="spellEnd"/>
+      <w:r>
+        <w:rPr>
+          <w:lang w:val="en-GB"/>
+        </w:rPr>
         <w:t>: INTEGER, PK</w:t>
       </w:r>
     </w:p>
@@ -831,8 +2021,51 @@
         <w:rPr>
           <w:lang w:val="en-GB"/>
         </w:rPr>
-        <w:lastRenderedPageBreak/>
-        <w:t>InsuranceNum</w:t>
+        <w:t>PetID</w:t>
+      </w:r>
+      <w:proofErr w:type="spellEnd"/>
+      <w:r>
+        <w:rPr>
+          <w:lang w:val="en-GB"/>
+        </w:rPr>
+        <w:t>: INTEGER, FK (REFERENCES Pets), NOT NULL</w:t>
+      </w:r>
+    </w:p>
+    <w:p>
+      <w:pPr>
+        <w:ind w:firstLine="284"/>
+        <w:rPr>
+          <w:lang w:val="en-GB"/>
+        </w:rPr>
+      </w:pPr>
+      <w:proofErr w:type="spellStart"/>
+      <w:r>
+        <w:rPr>
+          <w:lang w:val="en-GB"/>
+        </w:rPr>
+        <w:t>DoctorID</w:t>
+      </w:r>
+      <w:proofErr w:type="spellEnd"/>
+      <w:r>
+        <w:rPr>
+          <w:lang w:val="en-GB"/>
+        </w:rPr>
+        <w:t>: INTEGER, FK (REFERENCES Doctors), NOT NULL</w:t>
+      </w:r>
+    </w:p>
+    <w:p>
+      <w:pPr>
+        <w:ind w:firstLine="284"/>
+        <w:rPr>
+          <w:lang w:val="en-GB"/>
+        </w:rPr>
+      </w:pPr>
+      <w:proofErr w:type="spellStart"/>
+      <w:r>
+        <w:rPr>
+          <w:lang w:val="en-GB"/>
+        </w:rPr>
+        <w:t>HistoryStatus</w:t>
       </w:r>
       <w:proofErr w:type="spellEnd"/>
       <w:r>
@@ -853,43 +2086,35 @@
         <w:rPr>
           <w:lang w:val="en-GB"/>
         </w:rPr>
-        <w:t>50), NOT NULL, UNIQUE</w:t>
-      </w:r>
-    </w:p>
-    <w:p>
-      <w:pPr>
-        <w:ind w:firstLine="284"/>
-        <w:rPr>
-          <w:lang w:val="en-GB"/>
-        </w:rPr>
-      </w:pPr>
-      <w:r>
-        <w:rPr>
-          <w:lang w:val="en-GB"/>
-        </w:rPr>
-        <w:t>Age: FLOAT, NOT NULL</w:t>
-      </w:r>
-    </w:p>
-    <w:p>
-      <w:pPr>
-        <w:ind w:firstLine="284"/>
-        <w:rPr>
-          <w:lang w:val="en-GB"/>
-        </w:rPr>
-      </w:pPr>
-      <w:proofErr w:type="spellStart"/>
-      <w:r>
-        <w:rPr>
-          <w:lang w:val="en-GB"/>
-        </w:rPr>
-        <w:t>OwnerID</w:t>
-      </w:r>
-      <w:proofErr w:type="spellEnd"/>
-      <w:r>
-        <w:rPr>
-          <w:lang w:val="en-GB"/>
-        </w:rPr>
-        <w:t>: INTEGER, FK (REFERENCES Owners), NOT NULL</w:t>
+        <w:t>20)</w:t>
+      </w:r>
+    </w:p>
+    <w:p>
+      <w:pPr>
+        <w:ind w:firstLine="284"/>
+        <w:rPr>
+          <w:lang w:val="en-GB"/>
+        </w:rPr>
+      </w:pPr>
+      <w:r>
+        <w:rPr>
+          <w:lang w:val="en-GB"/>
+        </w:rPr>
+        <w:t>Treatment: VARCHAR (100), NOT NULL</w:t>
+      </w:r>
+    </w:p>
+    <w:p>
+      <w:pPr>
+        <w:ind w:firstLine="284"/>
+        <w:rPr>
+          <w:lang w:val="en-GB"/>
+        </w:rPr>
+      </w:pPr>
+      <w:r>
+        <w:rPr>
+          <w:lang w:val="en-GB"/>
+        </w:rPr>
+        <w:t>Comments: VARCHAR (200), NOT NULL</w:t>
       </w:r>
     </w:p>
     <w:p>
@@ -933,7 +2158,7 @@
         <w:rPr>
           <w:lang w:val="en-GB"/>
         </w:rPr>
-        <w:t>PK_Pets</w:t>
+        <w:t>PK_MedicalHistory</w:t>
       </w:r>
       <w:proofErr w:type="spellEnd"/>
       <w:r>
@@ -947,6 +2172,66 @@
         <w:rPr>
           <w:lang w:val="en-GB"/>
         </w:rPr>
+        <w:t>History</w:t>
+      </w:r>
+      <w:r>
+        <w:rPr>
+          <w:lang w:val="en-GB"/>
+        </w:rPr>
+        <w:t>ID</w:t>
+      </w:r>
+      <w:proofErr w:type="spellEnd"/>
+      <w:r>
+        <w:rPr>
+          <w:lang w:val="en-GB"/>
+        </w:rPr>
+        <w:t>)</w:t>
+      </w:r>
+    </w:p>
+    <w:p>
+      <w:pPr>
+        <w:ind w:firstLine="284"/>
+        <w:rPr>
+          <w:lang w:val="en-GB"/>
+        </w:rPr>
+      </w:pPr>
+      <w:r>
+        <w:rPr>
+          <w:lang w:val="en-GB"/>
+        </w:rPr>
+        <w:t>FK_</w:t>
+      </w:r>
+      <w:r>
+        <w:rPr>
+          <w:lang w:val="en-GB"/>
+        </w:rPr>
+        <w:t xml:space="preserve"> </w:t>
+      </w:r>
+      <w:proofErr w:type="spellStart"/>
+      <w:r>
+        <w:rPr>
+          <w:lang w:val="en-GB"/>
+        </w:rPr>
+        <w:t>MedicalHistory</w:t>
+      </w:r>
+      <w:r>
+        <w:rPr>
+          <w:lang w:val="en-GB"/>
+        </w:rPr>
+        <w:t>_Pets</w:t>
+      </w:r>
+      <w:proofErr w:type="spellEnd"/>
+      <w:r>
+        <w:rPr>
+          <w:lang w:val="en-GB"/>
+        </w:rPr>
+        <w:t>: FOREIGN KEY (</w:t>
+      </w:r>
+      <w:proofErr w:type="spellStart"/>
+      <w:r>
+        <w:rPr>
+          <w:lang w:val="en-GB"/>
+        </w:rPr>
         <w:t>PetID</w:t>
       </w:r>
       <w:proofErr w:type="spellEnd"/>
@@ -954,6 +2239,20 @@
         <w:rPr>
           <w:lang w:val="en-GB"/>
         </w:rPr>
+        <w:t>) REFERENCES Pets (</w:t>
+      </w:r>
+      <w:proofErr w:type="spellStart"/>
+      <w:r>
+        <w:rPr>
+          <w:lang w:val="en-GB"/>
+        </w:rPr>
+        <w:t>PetID</w:t>
+      </w:r>
+      <w:proofErr w:type="spellEnd"/>
+      <w:r>
+        <w:rPr>
+          <w:lang w:val="en-GB"/>
+        </w:rPr>
         <w:t>)</w:t>
       </w:r>
     </w:p>
@@ -964,26 +2263,58 @@
           <w:lang w:val="en-GB"/>
         </w:rPr>
       </w:pPr>
-      <w:proofErr w:type="spellStart"/>
-      <w:r>
-        <w:rPr>
-          <w:lang w:val="en-GB"/>
-        </w:rPr>
-        <w:t>UQ_InsuranceNum</w:t>
-      </w:r>
-      <w:proofErr w:type="spellEnd"/>
-      <w:r>
-        <w:rPr>
-          <w:lang w:val="en-GB"/>
-        </w:rPr>
-        <w:t>: UNIQUE (</w:t>
-      </w:r>
-      <w:proofErr w:type="spellStart"/>
-      <w:r>
-        <w:rPr>
-          <w:lang w:val="en-GB"/>
-        </w:rPr>
-        <w:t>InsuranceNum</w:t>
+      <w:r>
+        <w:rPr>
+          <w:lang w:val="en-GB"/>
+        </w:rPr>
+        <w:t>FK_</w:t>
+      </w:r>
+      <w:r>
+        <w:rPr>
+          <w:lang w:val="en-GB"/>
+        </w:rPr>
+        <w:t xml:space="preserve"> </w:t>
+      </w:r>
+      <w:proofErr w:type="spellStart"/>
+      <w:r>
+        <w:rPr>
+          <w:lang w:val="en-GB"/>
+        </w:rPr>
+        <w:t>MedicalHistory</w:t>
+      </w:r>
+      <w:r>
+        <w:rPr>
+          <w:lang w:val="en-GB"/>
+        </w:rPr>
+        <w:t>_Doctors</w:t>
+      </w:r>
+      <w:proofErr w:type="spellEnd"/>
+      <w:r>
+        <w:rPr>
+          <w:lang w:val="en-GB"/>
+        </w:rPr>
+        <w:t>: FOREIGN KEY (</w:t>
+      </w:r>
+      <w:proofErr w:type="spellStart"/>
+      <w:r>
+        <w:rPr>
+          <w:lang w:val="en-GB"/>
+        </w:rPr>
+        <w:t>DoctorID</w:t>
+      </w:r>
+      <w:proofErr w:type="spellEnd"/>
+      <w:r>
+        <w:rPr>
+          <w:lang w:val="en-GB"/>
+        </w:rPr>
+        <w:t>) REFERENCES Doctors (</w:t>
+      </w:r>
+      <w:proofErr w:type="spellStart"/>
+      <w:r>
+        <w:rPr>
+          <w:lang w:val="en-GB"/>
+        </w:rPr>
+        <w:t>DoctorID</w:t>
       </w:r>
       <w:proofErr w:type="spellEnd"/>
       <w:r>
@@ -1005,1242 +2336,41 @@
         <w:rPr>
           <w:lang w:val="en-GB"/>
         </w:rPr>
-        <w:t>CHK_Age</w:t>
-      </w:r>
-      <w:proofErr w:type="spellEnd"/>
-      <w:r>
-        <w:rPr>
-          <w:lang w:val="en-GB"/>
-        </w:rPr>
-        <w:t>: CHECK (Age &gt; 0)</w:t>
-      </w:r>
-    </w:p>
-    <w:p>
-      <w:pPr>
-        <w:ind w:firstLine="284"/>
-        <w:rPr>
-          <w:lang w:val="en-GB"/>
-        </w:rPr>
-      </w:pPr>
-      <w:proofErr w:type="spellStart"/>
-      <w:r>
-        <w:rPr>
-          <w:lang w:val="en-GB"/>
-        </w:rPr>
-        <w:t>FK_Pets_Owners</w:t>
-      </w:r>
-      <w:proofErr w:type="spellEnd"/>
-      <w:r>
-        <w:rPr>
-          <w:lang w:val="en-GB"/>
-        </w:rPr>
-        <w:t>: FOREIGN KEY (</w:t>
-      </w:r>
-      <w:proofErr w:type="spellStart"/>
-      <w:r>
-        <w:rPr>
-          <w:lang w:val="en-GB"/>
-        </w:rPr>
-        <w:t>OwnerID</w:t>
-      </w:r>
-      <w:proofErr w:type="spellEnd"/>
-      <w:r>
-        <w:rPr>
-          <w:lang w:val="en-GB"/>
-        </w:rPr>
-        <w:t>) REFERENCES Owners (</w:t>
-      </w:r>
-      <w:proofErr w:type="spellStart"/>
-      <w:r>
-        <w:rPr>
-          <w:lang w:val="en-GB"/>
-        </w:rPr>
-        <w:t>OwnerID</w:t>
-      </w:r>
-      <w:proofErr w:type="spellEnd"/>
+        <w:t>CHK_HistoryStatus</w:t>
+      </w:r>
+      <w:proofErr w:type="spellEnd"/>
+      <w:r>
+        <w:rPr>
+          <w:lang w:val="en-GB"/>
+        </w:rPr>
+        <w:t>: CHECK (</w:t>
+      </w:r>
+      <w:proofErr w:type="spellStart"/>
+      <w:r>
+        <w:rPr>
+          <w:lang w:val="en-GB"/>
+        </w:rPr>
+        <w:t>HistoryStatus</w:t>
+      </w:r>
+      <w:proofErr w:type="spellEnd"/>
+      <w:r>
+        <w:rPr>
+          <w:lang w:val="en-GB"/>
+        </w:rPr>
+        <w:t xml:space="preserve"> IN </w:t>
+      </w:r>
+      <w:r>
+        <w:rPr>
+          <w:lang w:val="en-GB"/>
+        </w:rPr>
+        <w:t>(“HEALTHY”, “NEED ADDITIONAL TREATMENT”</w:t>
+      </w:r>
       <w:r>
         <w:rPr>
           <w:lang w:val="en-GB"/>
         </w:rPr>
         <w:t>)</w:t>
       </w:r>
-    </w:p>
-    <w:p>
-      <w:pPr>
-        <w:rPr>
-          <w:lang w:val="en-GB"/>
-        </w:rPr>
-      </w:pPr>
-    </w:p>
-    <w:p>
-      <w:pPr>
-        <w:rPr>
-          <w:lang w:val="en-GB"/>
-        </w:rPr>
-      </w:pPr>
-      <w:r>
-        <w:rPr>
-          <w:lang w:val="en-GB"/>
-        </w:rPr>
-        <w:t xml:space="preserve">3. </w:t>
-      </w:r>
-      <w:r>
-        <w:rPr>
-          <w:b/>
-          <w:lang w:val="en-GB"/>
-        </w:rPr>
-        <w:t>Table Name: Doctors</w:t>
-      </w:r>
-    </w:p>
-    <w:p>
-      <w:pPr>
-        <w:rPr>
-          <w:lang w:val="en-GB"/>
-        </w:rPr>
-      </w:pPr>
-      <w:r>
-        <w:rPr>
-          <w:b/>
-          <w:lang w:val="en-GB"/>
-        </w:rPr>
-        <w:t>Description:</w:t>
-      </w:r>
-      <w:r>
-        <w:rPr>
-          <w:lang w:val="en-GB"/>
-        </w:rPr>
-        <w:t xml:space="preserve"> Contains information about vet doctors. </w:t>
-      </w:r>
-    </w:p>
-    <w:p>
-      <w:pPr>
-        <w:rPr>
-          <w:b/>
-          <w:lang w:val="en-GB"/>
-        </w:rPr>
-      </w:pPr>
-      <w:r>
-        <w:rPr>
-          <w:b/>
-          <w:lang w:val="en-GB"/>
-        </w:rPr>
-        <w:t>Attributes:</w:t>
-      </w:r>
-    </w:p>
-    <w:p>
-      <w:pPr>
-        <w:ind w:firstLine="284"/>
-        <w:rPr>
-          <w:lang w:val="en-GB"/>
-        </w:rPr>
-      </w:pPr>
-      <w:proofErr w:type="spellStart"/>
-      <w:r>
-        <w:rPr>
-          <w:lang w:val="en-GB"/>
-        </w:rPr>
-        <w:t>DoctorID</w:t>
-      </w:r>
-      <w:proofErr w:type="spellEnd"/>
-      <w:r>
-        <w:rPr>
-          <w:lang w:val="en-GB"/>
-        </w:rPr>
-        <w:t>: INTEGER, PK</w:t>
-      </w:r>
-    </w:p>
-    <w:p>
-      <w:pPr>
-        <w:ind w:firstLine="284"/>
-        <w:rPr>
-          <w:lang w:val="en-GB"/>
-        </w:rPr>
-      </w:pPr>
-      <w:proofErr w:type="spellStart"/>
-      <w:r>
-        <w:rPr>
-          <w:lang w:val="en-GB"/>
-        </w:rPr>
-        <w:t>FullName</w:t>
-      </w:r>
-      <w:proofErr w:type="spellEnd"/>
-      <w:r>
-        <w:rPr>
-          <w:lang w:val="en-GB"/>
-        </w:rPr>
-        <w:t xml:space="preserve">: </w:t>
-      </w:r>
-      <w:proofErr w:type="gramStart"/>
-      <w:r>
-        <w:rPr>
-          <w:lang w:val="en-GB"/>
-        </w:rPr>
-        <w:t>VARCHAR(</w:t>
-      </w:r>
-      <w:proofErr w:type="gramEnd"/>
-      <w:r>
-        <w:rPr>
-          <w:lang w:val="en-GB"/>
-        </w:rPr>
-        <w:t>100), NOT NULL</w:t>
-      </w:r>
-    </w:p>
-    <w:p>
-      <w:pPr>
-        <w:ind w:firstLine="284"/>
-        <w:rPr>
-          <w:lang w:val="en-GB"/>
-        </w:rPr>
-      </w:pPr>
-      <w:proofErr w:type="spellStart"/>
-      <w:r>
-        <w:rPr>
-          <w:lang w:val="en-GB"/>
-        </w:rPr>
-        <w:t>LicenseNum</w:t>
-      </w:r>
-      <w:proofErr w:type="spellEnd"/>
-      <w:r>
-        <w:rPr>
-          <w:lang w:val="en-GB"/>
-        </w:rPr>
-        <w:t xml:space="preserve">: </w:t>
-      </w:r>
-      <w:proofErr w:type="gramStart"/>
-      <w:r>
-        <w:rPr>
-          <w:lang w:val="en-GB"/>
-        </w:rPr>
-        <w:t>VARCHAR(</w:t>
-      </w:r>
-      <w:proofErr w:type="gramEnd"/>
-      <w:r>
-        <w:rPr>
-          <w:lang w:val="en-GB"/>
-        </w:rPr>
-        <w:t>50), NOT NULL, UNIQUE</w:t>
-      </w:r>
-    </w:p>
-    <w:p>
-      <w:pPr>
-        <w:rPr>
-          <w:b/>
-          <w:lang w:val="en-GB"/>
-        </w:rPr>
-      </w:pPr>
-      <w:r>
-        <w:rPr>
-          <w:b/>
-          <w:lang w:val="en-GB"/>
-        </w:rPr>
-        <w:t>Constrain</w:t>
-      </w:r>
-      <w:r>
-        <w:rPr>
-          <w:b/>
-          <w:lang w:val="en-GB"/>
-        </w:rPr>
-        <w:t>t</w:t>
-      </w:r>
-      <w:r>
-        <w:rPr>
-          <w:b/>
-          <w:lang w:val="en-GB"/>
-        </w:rPr>
-        <w:t>s:</w:t>
-      </w:r>
-    </w:p>
-    <w:p>
-      <w:pPr>
-        <w:ind w:firstLine="284"/>
-        <w:rPr>
-          <w:lang w:val="en-GB"/>
-        </w:rPr>
-      </w:pPr>
-      <w:proofErr w:type="spellStart"/>
-      <w:r>
-        <w:rPr>
-          <w:lang w:val="en-GB"/>
-        </w:rPr>
-        <w:t>PK_Doctors</w:t>
-      </w:r>
-      <w:proofErr w:type="spellEnd"/>
-      <w:r>
-        <w:rPr>
-          <w:lang w:val="en-GB"/>
-        </w:rPr>
-        <w:t>: PRIMARY KEY (</w:t>
-      </w:r>
-      <w:proofErr w:type="spellStart"/>
-      <w:r>
-        <w:rPr>
-          <w:lang w:val="en-GB"/>
-        </w:rPr>
-        <w:t>DoctorID</w:t>
-      </w:r>
-      <w:proofErr w:type="spellEnd"/>
-      <w:r>
-        <w:rPr>
-          <w:lang w:val="en-GB"/>
-        </w:rPr>
-        <w:t>)</w:t>
-      </w:r>
-    </w:p>
-    <w:p>
-      <w:pPr>
-        <w:ind w:firstLine="284"/>
-        <w:rPr>
-          <w:lang w:val="en-GB"/>
-        </w:rPr>
-      </w:pPr>
-      <w:proofErr w:type="spellStart"/>
-      <w:r>
-        <w:rPr>
-          <w:lang w:val="en-GB"/>
-        </w:rPr>
-        <w:t>UQ_LicenseNum</w:t>
-      </w:r>
-      <w:proofErr w:type="spellEnd"/>
-      <w:r>
-        <w:rPr>
-          <w:lang w:val="en-GB"/>
-        </w:rPr>
-        <w:t>: UNIQUE (</w:t>
-      </w:r>
-      <w:proofErr w:type="spellStart"/>
-      <w:r>
-        <w:rPr>
-          <w:lang w:val="en-GB"/>
-        </w:rPr>
-        <w:t>LicenseNum</w:t>
-      </w:r>
-      <w:proofErr w:type="spellEnd"/>
-      <w:r>
-        <w:rPr>
-          <w:lang w:val="en-GB"/>
-        </w:rPr>
-        <w:t>)</w:t>
-      </w:r>
-    </w:p>
-    <w:p>
-      <w:pPr>
-        <w:rPr>
-          <w:lang w:val="en-GB"/>
-        </w:rPr>
-      </w:pPr>
-    </w:p>
-    <w:p>
-      <w:pPr>
-        <w:rPr>
-          <w:lang w:val="en-GB"/>
-        </w:rPr>
-      </w:pPr>
-      <w:r>
-        <w:rPr>
-          <w:lang w:val="en-GB"/>
-        </w:rPr>
-        <w:t xml:space="preserve">4. </w:t>
-      </w:r>
-      <w:r>
-        <w:rPr>
-          <w:b/>
-          <w:lang w:val="en-GB"/>
-        </w:rPr>
-        <w:t>Table Name: Appointments</w:t>
-      </w:r>
-    </w:p>
-    <w:p>
-      <w:pPr>
-        <w:rPr>
-          <w:lang w:val="en-GB"/>
-        </w:rPr>
-      </w:pPr>
-      <w:r>
-        <w:rPr>
-          <w:b/>
-          <w:lang w:val="en-GB"/>
-        </w:rPr>
-        <w:t>Description:</w:t>
-      </w:r>
-      <w:r>
-        <w:rPr>
-          <w:lang w:val="en-GB"/>
-        </w:rPr>
-        <w:t xml:space="preserve"> Contains information about appointments.</w:t>
-      </w:r>
-    </w:p>
-    <w:p>
-      <w:pPr>
-        <w:rPr>
-          <w:b/>
-          <w:lang w:val="en-GB"/>
-        </w:rPr>
-      </w:pPr>
-      <w:r>
-        <w:rPr>
-          <w:b/>
-          <w:lang w:val="en-GB"/>
-        </w:rPr>
-        <w:t>Attributes:</w:t>
-      </w:r>
-    </w:p>
-    <w:p>
-      <w:pPr>
-        <w:ind w:firstLine="284"/>
-        <w:rPr>
-          <w:lang w:val="en-GB"/>
-        </w:rPr>
-      </w:pPr>
-      <w:proofErr w:type="spellStart"/>
-      <w:r>
-        <w:rPr>
-          <w:lang w:val="en-GB"/>
-        </w:rPr>
-        <w:t>AppointmentID</w:t>
-      </w:r>
-      <w:proofErr w:type="spellEnd"/>
-      <w:r>
-        <w:rPr>
-          <w:lang w:val="en-GB"/>
-        </w:rPr>
-        <w:t>: INTEGER, PK</w:t>
-      </w:r>
-    </w:p>
-    <w:p>
-      <w:pPr>
-        <w:ind w:firstLine="284"/>
-        <w:rPr>
-          <w:lang w:val="en-GB"/>
-        </w:rPr>
-      </w:pPr>
-      <w:proofErr w:type="spellStart"/>
-      <w:r>
-        <w:rPr>
-          <w:lang w:val="en-GB"/>
-        </w:rPr>
-        <w:t>PetID</w:t>
-      </w:r>
-      <w:proofErr w:type="spellEnd"/>
-      <w:r>
-        <w:rPr>
-          <w:lang w:val="en-GB"/>
-        </w:rPr>
-        <w:t>: INTEGER, FK (REFERENCES Pets), NOT NULL</w:t>
-      </w:r>
-    </w:p>
-    <w:p>
-      <w:pPr>
-        <w:ind w:firstLine="284"/>
-        <w:rPr>
-          <w:lang w:val="en-GB"/>
-        </w:rPr>
-      </w:pPr>
-      <w:proofErr w:type="spellStart"/>
-      <w:r>
-        <w:rPr>
-          <w:lang w:val="en-GB"/>
-        </w:rPr>
-        <w:t>DoctorID</w:t>
-      </w:r>
-      <w:proofErr w:type="spellEnd"/>
-      <w:r>
-        <w:rPr>
-          <w:lang w:val="en-GB"/>
-        </w:rPr>
-        <w:t>: INTEGER, FK (REFERENCES Doctors), NOT NULL</w:t>
-      </w:r>
-    </w:p>
-    <w:p>
-      <w:pPr>
-        <w:ind w:firstLine="284"/>
-        <w:rPr>
-          <w:lang w:val="en-GB"/>
-        </w:rPr>
-      </w:pPr>
-      <w:proofErr w:type="spellStart"/>
-      <w:r>
-        <w:rPr>
-          <w:lang w:val="en-GB"/>
-        </w:rPr>
-        <w:t>AppointmentDate</w:t>
-      </w:r>
-      <w:proofErr w:type="spellEnd"/>
-      <w:r>
-        <w:rPr>
-          <w:lang w:val="en-GB"/>
-        </w:rPr>
-        <w:t>: DATE, NOT NULL</w:t>
-      </w:r>
-    </w:p>
-    <w:p>
-      <w:pPr>
-        <w:ind w:firstLine="284"/>
-        <w:rPr>
-          <w:lang w:val="en-GB"/>
-        </w:rPr>
-      </w:pPr>
-      <w:proofErr w:type="spellStart"/>
-      <w:r>
-        <w:rPr>
-          <w:lang w:val="en-GB"/>
-        </w:rPr>
-        <w:t>AppointmentStatus</w:t>
-      </w:r>
-      <w:proofErr w:type="spellEnd"/>
-      <w:r>
-        <w:rPr>
-          <w:lang w:val="en-GB"/>
-        </w:rPr>
-        <w:t>: ENUM</w:t>
-      </w:r>
-      <w:r>
-        <w:rPr>
-          <w:lang w:val="en-US"/>
-        </w:rPr>
-        <w:t xml:space="preserve"> (</w:t>
-      </w:r>
-      <w:r>
-        <w:rPr>
-          <w:lang w:val="en-US"/>
-        </w:rPr>
-        <w:t>“</w:t>
-      </w:r>
-      <w:r>
-        <w:rPr>
-          <w:lang w:val="en-GB"/>
-        </w:rPr>
-        <w:t>SCHEDULED</w:t>
-      </w:r>
-      <w:r>
-        <w:rPr>
-          <w:lang w:val="en-GB"/>
-        </w:rPr>
-        <w:t>”</w:t>
-      </w:r>
-      <w:r>
-        <w:rPr>
-          <w:lang w:val="en-GB"/>
-        </w:rPr>
-        <w:t xml:space="preserve">, </w:t>
-      </w:r>
-      <w:r>
-        <w:rPr>
-          <w:lang w:val="en-GB"/>
-        </w:rPr>
-        <w:t>“</w:t>
-      </w:r>
-      <w:r>
-        <w:rPr>
-          <w:lang w:val="en-GB"/>
-        </w:rPr>
-        <w:t>CANCELED</w:t>
-      </w:r>
-      <w:r>
-        <w:rPr>
-          <w:lang w:val="en-GB"/>
-        </w:rPr>
-        <w:t>”</w:t>
-      </w:r>
-      <w:r>
-        <w:rPr>
-          <w:lang w:val="en-GB"/>
-        </w:rPr>
-        <w:t xml:space="preserve">, </w:t>
-      </w:r>
-      <w:r>
-        <w:rPr>
-          <w:lang w:val="en-GB"/>
-        </w:rPr>
-        <w:t>“FINISHED”</w:t>
-      </w:r>
-      <w:r>
-        <w:rPr>
-          <w:lang w:val="en-US"/>
-        </w:rPr>
-        <w:t>)</w:t>
-      </w:r>
-      <w:r>
-        <w:rPr>
-          <w:lang w:val="en-GB"/>
-        </w:rPr>
-        <w:t>, NOT NULL</w:t>
-      </w:r>
-    </w:p>
-    <w:p>
-      <w:pPr>
-        <w:rPr>
-          <w:b/>
-          <w:lang w:val="en-GB"/>
-        </w:rPr>
-      </w:pPr>
-      <w:r>
-        <w:rPr>
-          <w:b/>
-          <w:lang w:val="en-GB"/>
-        </w:rPr>
-        <w:lastRenderedPageBreak/>
-        <w:t>Constrain</w:t>
-      </w:r>
-      <w:r>
-        <w:rPr>
-          <w:b/>
-          <w:lang w:val="en-GB"/>
-        </w:rPr>
-        <w:t>t</w:t>
-      </w:r>
-      <w:r>
-        <w:rPr>
-          <w:b/>
-          <w:lang w:val="en-GB"/>
-        </w:rPr>
-        <w:t>s:</w:t>
-      </w:r>
-    </w:p>
-    <w:p>
-      <w:pPr>
-        <w:ind w:firstLine="284"/>
-        <w:rPr>
-          <w:lang w:val="en-GB"/>
-        </w:rPr>
-      </w:pPr>
-      <w:proofErr w:type="spellStart"/>
-      <w:r>
-        <w:rPr>
-          <w:lang w:val="en-GB"/>
-        </w:rPr>
-        <w:t>PK_Appointments</w:t>
-      </w:r>
-      <w:proofErr w:type="spellEnd"/>
-      <w:r>
-        <w:rPr>
-          <w:lang w:val="en-GB"/>
-        </w:rPr>
-        <w:t>: PRIMARY KEY (</w:t>
-      </w:r>
-      <w:proofErr w:type="spellStart"/>
-      <w:r>
-        <w:rPr>
-          <w:lang w:val="en-GB"/>
-        </w:rPr>
-        <w:t>AppointmentID</w:t>
-      </w:r>
-      <w:proofErr w:type="spellEnd"/>
-      <w:r>
-        <w:rPr>
-          <w:lang w:val="en-GB"/>
-        </w:rPr>
-        <w:t>)</w:t>
-      </w:r>
-    </w:p>
-    <w:p>
-      <w:pPr>
-        <w:ind w:firstLine="284"/>
-        <w:rPr>
-          <w:lang w:val="en-GB"/>
-        </w:rPr>
-      </w:pPr>
-      <w:proofErr w:type="spellStart"/>
-      <w:r>
-        <w:rPr>
-          <w:lang w:val="en-GB"/>
-        </w:rPr>
-        <w:t>CHK_AppointmentDate</w:t>
-      </w:r>
-      <w:proofErr w:type="spellEnd"/>
-      <w:r>
-        <w:rPr>
-          <w:lang w:val="en-GB"/>
-        </w:rPr>
-        <w:t>: CHECK (</w:t>
-      </w:r>
-      <w:proofErr w:type="spellStart"/>
-      <w:r>
-        <w:rPr>
-          <w:lang w:val="en-GB"/>
-        </w:rPr>
-        <w:t>AppointmentDate</w:t>
-      </w:r>
-      <w:proofErr w:type="spellEnd"/>
-      <w:r>
-        <w:rPr>
-          <w:lang w:val="en-GB"/>
-        </w:rPr>
-        <w:t xml:space="preserve"> &gt;= 01.01.2010 AND </w:t>
-      </w:r>
-      <w:proofErr w:type="spellStart"/>
-      <w:r>
-        <w:rPr>
-          <w:lang w:val="en-GB"/>
-        </w:rPr>
-        <w:t>AppointmentDate</w:t>
-      </w:r>
-      <w:proofErr w:type="spellEnd"/>
-      <w:r>
-        <w:rPr>
-          <w:lang w:val="en-GB"/>
-        </w:rPr>
-        <w:t xml:space="preserve"> &lt;= 01.01.2027)</w:t>
-      </w:r>
-    </w:p>
-    <w:p>
-      <w:pPr>
-        <w:ind w:firstLine="284"/>
-        <w:rPr>
-          <w:lang w:val="en-GB"/>
-        </w:rPr>
-      </w:pPr>
-      <w:proofErr w:type="spellStart"/>
-      <w:r>
-        <w:rPr>
-          <w:lang w:val="en-GB"/>
-        </w:rPr>
-        <w:t>FK_</w:t>
-      </w:r>
-      <w:r>
-        <w:rPr>
-          <w:lang w:val="en-GB"/>
-        </w:rPr>
-        <w:t>Appointments</w:t>
-      </w:r>
-      <w:r>
-        <w:rPr>
-          <w:lang w:val="en-GB"/>
-        </w:rPr>
-        <w:t>_</w:t>
-      </w:r>
-      <w:r>
-        <w:rPr>
-          <w:lang w:val="en-GB"/>
-        </w:rPr>
-        <w:t>Pet</w:t>
-      </w:r>
-      <w:r>
-        <w:rPr>
-          <w:lang w:val="en-GB"/>
-        </w:rPr>
-        <w:t>s</w:t>
-      </w:r>
-      <w:proofErr w:type="spellEnd"/>
-      <w:r>
-        <w:rPr>
-          <w:lang w:val="en-GB"/>
-        </w:rPr>
-        <w:t>: FOREIGN KEY (</w:t>
-      </w:r>
-      <w:proofErr w:type="spellStart"/>
-      <w:r>
-        <w:rPr>
-          <w:lang w:val="en-GB"/>
-        </w:rPr>
-        <w:t>Pet</w:t>
-      </w:r>
-      <w:r>
-        <w:rPr>
-          <w:lang w:val="en-GB"/>
-        </w:rPr>
-        <w:t>ID</w:t>
-      </w:r>
-      <w:proofErr w:type="spellEnd"/>
-      <w:r>
-        <w:rPr>
-          <w:lang w:val="en-GB"/>
-        </w:rPr>
-        <w:t xml:space="preserve">) REFERENCES </w:t>
-      </w:r>
-      <w:r>
-        <w:rPr>
-          <w:lang w:val="en-GB"/>
-        </w:rPr>
-        <w:t>Pet</w:t>
-      </w:r>
-      <w:r>
-        <w:rPr>
-          <w:lang w:val="en-GB"/>
-        </w:rPr>
-        <w:t>s (</w:t>
-      </w:r>
-      <w:proofErr w:type="spellStart"/>
-      <w:r>
-        <w:rPr>
-          <w:lang w:val="en-GB"/>
-        </w:rPr>
-        <w:t>Pet</w:t>
-      </w:r>
-      <w:r>
-        <w:rPr>
-          <w:lang w:val="en-GB"/>
-        </w:rPr>
-        <w:t>ID</w:t>
-      </w:r>
-      <w:proofErr w:type="spellEnd"/>
-      <w:r>
-        <w:rPr>
-          <w:lang w:val="en-GB"/>
-        </w:rPr>
-        <w:t>)</w:t>
-      </w:r>
-    </w:p>
-    <w:p>
-      <w:pPr>
-        <w:ind w:firstLine="284"/>
-        <w:rPr>
-          <w:lang w:val="en-GB"/>
-        </w:rPr>
-      </w:pPr>
-      <w:proofErr w:type="spellStart"/>
-      <w:r>
-        <w:rPr>
-          <w:lang w:val="en-GB"/>
-        </w:rPr>
-        <w:t>FK_Appointments_Doctors</w:t>
-      </w:r>
-      <w:proofErr w:type="spellEnd"/>
-      <w:r>
-        <w:rPr>
-          <w:lang w:val="en-GB"/>
-        </w:rPr>
-        <w:t>: FOREIGN KEY (</w:t>
-      </w:r>
-      <w:proofErr w:type="spellStart"/>
-      <w:r>
-        <w:rPr>
-          <w:lang w:val="en-GB"/>
-        </w:rPr>
-        <w:t>DoctorID</w:t>
-      </w:r>
-      <w:proofErr w:type="spellEnd"/>
-      <w:r>
-        <w:rPr>
-          <w:lang w:val="en-GB"/>
-        </w:rPr>
-        <w:t>) REFERENCES Doctors (</w:t>
-      </w:r>
-      <w:proofErr w:type="spellStart"/>
-      <w:r>
-        <w:rPr>
-          <w:lang w:val="en-GB"/>
-        </w:rPr>
-        <w:t>DoctorID</w:t>
-      </w:r>
-      <w:proofErr w:type="spellEnd"/>
-      <w:r>
-        <w:rPr>
-          <w:lang w:val="en-GB"/>
-        </w:rPr>
-        <w:t>)</w:t>
-      </w:r>
-    </w:p>
-    <w:p>
-      <w:pPr>
-        <w:rPr>
-          <w:lang w:val="en-GB"/>
-        </w:rPr>
-      </w:pPr>
-    </w:p>
-    <w:p>
-      <w:pPr>
-        <w:rPr>
-          <w:lang w:val="en-GB"/>
-        </w:rPr>
-      </w:pPr>
-      <w:r>
-        <w:rPr>
-          <w:lang w:val="en-GB"/>
-        </w:rPr>
-        <w:t xml:space="preserve">5. </w:t>
-      </w:r>
-      <w:r>
-        <w:rPr>
-          <w:b/>
-          <w:lang w:val="en-GB"/>
-        </w:rPr>
-        <w:t xml:space="preserve">Table Name: </w:t>
-      </w:r>
-      <w:proofErr w:type="spellStart"/>
-      <w:r>
-        <w:rPr>
-          <w:b/>
-          <w:lang w:val="en-GB"/>
-        </w:rPr>
-        <w:t>MedicalHistory</w:t>
-      </w:r>
-      <w:proofErr w:type="spellEnd"/>
-    </w:p>
-    <w:p>
-      <w:pPr>
-        <w:rPr>
-          <w:lang w:val="en-GB"/>
-        </w:rPr>
-      </w:pPr>
-      <w:r>
-        <w:rPr>
-          <w:b/>
-          <w:lang w:val="en-GB"/>
-        </w:rPr>
-        <w:t>Description:</w:t>
-      </w:r>
-      <w:r>
-        <w:rPr>
-          <w:lang w:val="en-GB"/>
-        </w:rPr>
-        <w:t xml:space="preserve"> Contains information about history of appointments.</w:t>
-      </w:r>
-    </w:p>
-    <w:p>
-      <w:pPr>
-        <w:rPr>
-          <w:b/>
-          <w:lang w:val="en-GB"/>
-        </w:rPr>
-      </w:pPr>
-      <w:r>
-        <w:rPr>
-          <w:b/>
-          <w:lang w:val="en-GB"/>
-        </w:rPr>
-        <w:t>Attributes:</w:t>
-      </w:r>
-    </w:p>
-    <w:p>
-      <w:pPr>
-        <w:ind w:firstLine="284"/>
-        <w:rPr>
-          <w:lang w:val="en-GB"/>
-        </w:rPr>
-      </w:pPr>
-      <w:proofErr w:type="spellStart"/>
-      <w:r>
-        <w:rPr>
-          <w:lang w:val="en-GB"/>
-        </w:rPr>
-        <w:t>HistoryID</w:t>
-      </w:r>
-      <w:proofErr w:type="spellEnd"/>
-      <w:r>
-        <w:rPr>
-          <w:lang w:val="en-GB"/>
-        </w:rPr>
-        <w:t>: INTEGER, PK</w:t>
-      </w:r>
-    </w:p>
-    <w:p>
-      <w:pPr>
-        <w:ind w:firstLine="284"/>
-        <w:rPr>
-          <w:lang w:val="en-GB"/>
-        </w:rPr>
-      </w:pPr>
-      <w:proofErr w:type="spellStart"/>
-      <w:r>
-        <w:rPr>
-          <w:lang w:val="en-GB"/>
-        </w:rPr>
-        <w:t>PetID</w:t>
-      </w:r>
-      <w:proofErr w:type="spellEnd"/>
-      <w:r>
-        <w:rPr>
-          <w:lang w:val="en-GB"/>
-        </w:rPr>
-        <w:t>: INTEGER, FK (REFERENCES Pets), NOT NULL</w:t>
-      </w:r>
-    </w:p>
-    <w:p>
-      <w:pPr>
-        <w:ind w:firstLine="284"/>
-        <w:rPr>
-          <w:lang w:val="en-GB"/>
-        </w:rPr>
-      </w:pPr>
-      <w:proofErr w:type="spellStart"/>
-      <w:r>
-        <w:rPr>
-          <w:lang w:val="en-GB"/>
-        </w:rPr>
-        <w:t>DoctorID</w:t>
-      </w:r>
-      <w:proofErr w:type="spellEnd"/>
-      <w:r>
-        <w:rPr>
-          <w:lang w:val="en-GB"/>
-        </w:rPr>
-        <w:t>: INTEGER, FK (REFERENCES Doctors), NOT NULL</w:t>
-      </w:r>
-    </w:p>
-    <w:p>
-      <w:pPr>
-        <w:ind w:firstLine="284"/>
-        <w:rPr>
-          <w:lang w:val="en-GB"/>
-        </w:rPr>
-      </w:pPr>
-      <w:proofErr w:type="spellStart"/>
-      <w:r>
-        <w:rPr>
-          <w:lang w:val="en-GB"/>
-        </w:rPr>
-        <w:t>HistoryStatus</w:t>
-      </w:r>
-      <w:proofErr w:type="spellEnd"/>
-      <w:r>
-        <w:rPr>
-          <w:lang w:val="en-GB"/>
-        </w:rPr>
-        <w:t>: ENUM</w:t>
-      </w:r>
-      <w:r>
-        <w:rPr>
-          <w:lang w:val="en-GB"/>
-        </w:rPr>
-        <w:t xml:space="preserve"> (</w:t>
-      </w:r>
-      <w:r>
-        <w:rPr>
-          <w:lang w:val="en-GB"/>
-        </w:rPr>
-        <w:t>“HEALTHY”, “NEED ADDITIONAL TREATMENT”</w:t>
-      </w:r>
-      <w:r>
-        <w:rPr>
-          <w:lang w:val="en-GB"/>
-        </w:rPr>
-        <w:t>)</w:t>
-      </w:r>
-      <w:r>
-        <w:rPr>
-          <w:lang w:val="en-GB"/>
-        </w:rPr>
-        <w:t>, NOT NULL</w:t>
-      </w:r>
-    </w:p>
-    <w:p>
-      <w:pPr>
-        <w:ind w:firstLine="284"/>
-        <w:rPr>
-          <w:lang w:val="en-GB"/>
-        </w:rPr>
-      </w:pPr>
-      <w:r>
-        <w:rPr>
-          <w:lang w:val="en-GB"/>
-        </w:rPr>
-        <w:t>Treatment: VARCHAR (100), NOT NULL</w:t>
-      </w:r>
-    </w:p>
-    <w:p>
-      <w:pPr>
-        <w:ind w:firstLine="284"/>
-        <w:rPr>
-          <w:lang w:val="en-GB"/>
-        </w:rPr>
-      </w:pPr>
-      <w:r>
-        <w:rPr>
-          <w:lang w:val="en-GB"/>
-        </w:rPr>
-        <w:t>Comments: VARCHAR (200), NOT NULL</w:t>
-      </w:r>
-    </w:p>
-    <w:p>
-      <w:pPr>
-        <w:rPr>
-          <w:b/>
-          <w:lang w:val="en-GB"/>
-        </w:rPr>
-      </w:pPr>
-      <w:r>
-        <w:rPr>
-          <w:b/>
-          <w:lang w:val="en-GB"/>
-        </w:rPr>
-        <w:t>Constrain</w:t>
-      </w:r>
-      <w:r>
-        <w:rPr>
-          <w:b/>
-          <w:lang w:val="en-GB"/>
-        </w:rPr>
-        <w:t>t</w:t>
-      </w:r>
-      <w:r>
-        <w:rPr>
-          <w:b/>
-          <w:lang w:val="en-GB"/>
-        </w:rPr>
-        <w:t>s:</w:t>
-      </w:r>
-    </w:p>
-    <w:p>
-      <w:pPr>
-        <w:ind w:firstLine="284"/>
-        <w:rPr>
-          <w:lang w:val="en-GB"/>
-        </w:rPr>
-      </w:pPr>
-      <w:proofErr w:type="spellStart"/>
-      <w:r>
-        <w:rPr>
-          <w:lang w:val="en-GB"/>
-        </w:rPr>
-        <w:t>PK_MedicalHistory</w:t>
-      </w:r>
-      <w:proofErr w:type="spellEnd"/>
-      <w:r>
-        <w:rPr>
-          <w:lang w:val="en-GB"/>
-        </w:rPr>
-        <w:t>: PRIMARY KEY (</w:t>
-      </w:r>
-      <w:proofErr w:type="spellStart"/>
-      <w:r>
-        <w:rPr>
-          <w:lang w:val="en-GB"/>
-        </w:rPr>
-        <w:t>History</w:t>
-      </w:r>
-      <w:r>
-        <w:rPr>
-          <w:lang w:val="en-GB"/>
-        </w:rPr>
-        <w:t>ID</w:t>
-      </w:r>
-      <w:proofErr w:type="spellEnd"/>
-      <w:r>
-        <w:rPr>
-          <w:lang w:val="en-GB"/>
-        </w:rPr>
-        <w:t>)</w:t>
-      </w:r>
-    </w:p>
-    <w:p>
-      <w:pPr>
-        <w:ind w:firstLine="284"/>
-        <w:rPr>
-          <w:lang w:val="en-GB"/>
-        </w:rPr>
-      </w:pPr>
-      <w:r>
-        <w:rPr>
-          <w:lang w:val="en-GB"/>
-        </w:rPr>
-        <w:t>FK_</w:t>
-      </w:r>
-      <w:r>
-        <w:rPr>
-          <w:lang w:val="en-GB"/>
-        </w:rPr>
-        <w:t xml:space="preserve"> </w:t>
-      </w:r>
-      <w:proofErr w:type="spellStart"/>
-      <w:r>
-        <w:rPr>
-          <w:lang w:val="en-GB"/>
-        </w:rPr>
-        <w:t>MedicalHistory</w:t>
-      </w:r>
-      <w:r>
-        <w:rPr>
-          <w:lang w:val="en-GB"/>
-        </w:rPr>
-        <w:t>_Pets</w:t>
-      </w:r>
-      <w:proofErr w:type="spellEnd"/>
-      <w:r>
-        <w:rPr>
-          <w:lang w:val="en-GB"/>
-        </w:rPr>
-        <w:t>: FOREIGN KEY (</w:t>
-      </w:r>
-      <w:proofErr w:type="spellStart"/>
-      <w:r>
-        <w:rPr>
-          <w:lang w:val="en-GB"/>
-        </w:rPr>
-        <w:t>PetID</w:t>
-      </w:r>
-      <w:proofErr w:type="spellEnd"/>
-      <w:r>
-        <w:rPr>
-          <w:lang w:val="en-GB"/>
-        </w:rPr>
-        <w:t>) REFERENCES Pets (</w:t>
-      </w:r>
-      <w:proofErr w:type="spellStart"/>
-      <w:r>
-        <w:rPr>
-          <w:lang w:val="en-GB"/>
-        </w:rPr>
-        <w:t>PetID</w:t>
-      </w:r>
-      <w:proofErr w:type="spellEnd"/>
-      <w:r>
-        <w:rPr>
-          <w:lang w:val="en-GB"/>
-        </w:rPr>
-        <w:t>)</w:t>
-      </w:r>
-    </w:p>
-    <w:p>
-      <w:pPr>
-        <w:ind w:firstLine="284"/>
-        <w:rPr>
-          <w:lang w:val="en-GB"/>
-        </w:rPr>
-      </w:pPr>
-      <w:r>
-        <w:rPr>
-          <w:lang w:val="en-GB"/>
-        </w:rPr>
-        <w:t>FK_</w:t>
-      </w:r>
-      <w:r>
-        <w:rPr>
-          <w:lang w:val="en-GB"/>
-        </w:rPr>
-        <w:t xml:space="preserve"> </w:t>
-      </w:r>
-      <w:proofErr w:type="spellStart"/>
-      <w:r>
-        <w:rPr>
-          <w:lang w:val="en-GB"/>
-        </w:rPr>
-        <w:t>MedicalHistory</w:t>
-      </w:r>
-      <w:r>
-        <w:rPr>
-          <w:lang w:val="en-GB"/>
-        </w:rPr>
-        <w:t>_Doctors</w:t>
-      </w:r>
-      <w:proofErr w:type="spellEnd"/>
-      <w:r>
-        <w:rPr>
-          <w:lang w:val="en-GB"/>
-        </w:rPr>
-        <w:t>: FOREIGN KEY (</w:t>
-      </w:r>
-      <w:proofErr w:type="spellStart"/>
-      <w:r>
-        <w:rPr>
-          <w:lang w:val="en-GB"/>
-        </w:rPr>
-        <w:t>DoctorID</w:t>
-      </w:r>
-      <w:proofErr w:type="spellEnd"/>
-      <w:r>
-        <w:rPr>
-          <w:lang w:val="en-GB"/>
-        </w:rPr>
-        <w:t>) REFERENCES Doctors (</w:t>
-      </w:r>
-      <w:proofErr w:type="spellStart"/>
-      <w:r>
-        <w:rPr>
-          <w:lang w:val="en-GB"/>
-        </w:rPr>
-        <w:t>DoctorID</w:t>
-      </w:r>
-      <w:proofErr w:type="spellEnd"/>
       <w:r>
         <w:rPr>
           <w:lang w:val="en-GB"/>
@@ -2359,34 +2489,42 @@
           <w:lang w:val="en-GB"/>
         </w:rPr>
       </w:pPr>
-      <w:r>
-        <w:rPr>
-          <w:b/>
-          <w:lang w:val="en-GB"/>
-        </w:rPr>
-        <w:t>Doctors and Appointments (One-to-Many)</w:t>
-      </w:r>
-      <w:r>
-        <w:rPr>
-          <w:lang w:val="en-GB"/>
-        </w:rPr>
-        <w:t>: One doctor can conduct many appointments, but one appointment can be conducted by only one doctor.</w:t>
-      </w:r>
-    </w:p>
-    <w:p>
-      <w:pPr>
-        <w:ind w:firstLine="284"/>
-        <w:rPr>
-          <w:lang w:val="en-GB"/>
-        </w:rPr>
-      </w:pPr>
-      <w:proofErr w:type="spellStart"/>
+      <w:bookmarkStart w:id="0" w:name="_GoBack"/>
+      <w:bookmarkEnd w:id="0"/>
+      <w:r>
+        <w:rPr>
+          <w:b/>
+          <w:lang w:val="en-GB"/>
+        </w:rPr>
+        <w:lastRenderedPageBreak/>
+        <w:t>Pets and Doctors (Many-to-Many via Appointments)</w:t>
+      </w:r>
+      <w:r>
+        <w:rPr>
+          <w:lang w:val="en-GB"/>
+        </w:rPr>
+        <w:t>: A pet can visit multiple doctors over time, and a doctor can treat multiple pets. This relationship is resolved through the Appointments table.</w:t>
+      </w:r>
+    </w:p>
+    <w:p>
+      <w:pPr>
+        <w:rPr>
+          <w:lang w:val="en-GB"/>
+        </w:rPr>
+      </w:pPr>
       <w:r>
         <w:rPr>
           <w:i/>
           <w:lang w:val="en-GB"/>
         </w:rPr>
-        <w:lastRenderedPageBreak/>
+        <w:t xml:space="preserve">    </w:t>
+      </w:r>
+      <w:proofErr w:type="spellStart"/>
+      <w:r>
+        <w:rPr>
+          <w:i/>
+          <w:lang w:val="en-GB"/>
+        </w:rPr>
         <w:t>Appointments.DoctorID</w:t>
       </w:r>
       <w:proofErr w:type="spellEnd"/>
@@ -2394,25 +2532,7 @@
         <w:rPr>
           <w:lang w:val="en-GB"/>
         </w:rPr>
-        <w:t xml:space="preserve"> is a </w:t>
-      </w:r>
-      <w:r>
-        <w:rPr>
-          <w:lang w:val="en-GB"/>
-        </w:rPr>
-        <w:t>foreign</w:t>
-      </w:r>
-      <w:r>
-        <w:rPr>
-          <w:lang w:val="en-GB"/>
-        </w:rPr>
-        <w:t xml:space="preserve"> key, referenced </w:t>
-      </w:r>
-      <w:r>
-        <w:rPr>
-          <w:lang w:val="en-GB"/>
-        </w:rPr>
-        <w:t xml:space="preserve">to </w:t>
+        <w:t xml:space="preserve"> is a foreign key, referenced to </w:t>
       </w:r>
       <w:proofErr w:type="spellStart"/>
       <w:r>
@@ -2425,35 +2545,10 @@
       <w:proofErr w:type="spellEnd"/>
       <w:r>
         <w:rPr>
-          <w:lang w:val="en-GB"/>
-        </w:rPr>
-        <w:t>.</w:t>
-      </w:r>
-    </w:p>
-    <w:p>
-      <w:pPr>
-        <w:rPr>
-          <w:lang w:val="en-GB"/>
-        </w:rPr>
-      </w:pPr>
-      <w:r>
-        <w:rPr>
-          <w:b/>
-          <w:lang w:val="en-GB"/>
-        </w:rPr>
-        <w:t>Pets and Appointments (One-to-Many)</w:t>
-      </w:r>
-      <w:r>
-        <w:rPr>
-          <w:lang w:val="en-GB"/>
-        </w:rPr>
-        <w:t xml:space="preserve">: One pet can attend </w:t>
-      </w:r>
-      <w:r>
-        <w:rPr>
-          <w:lang w:val="en-GB"/>
-        </w:rPr>
-        <w:t>many appointments, but one appointment is for only one animal.</w:t>
+          <w:i/>
+          <w:lang w:val="en-GB"/>
+        </w:rPr>
+        <w:t>;</w:t>
       </w:r>
     </w:p>
     <w:p>
@@ -2700,6 +2795,7 @@
       </w:pPr>
       <w:r>
         <w:rPr>
+          <w:noProof/>
           <w:lang w:val="en-GB"/>
         </w:rPr>
         <w:drawing>
@@ -2743,18 +2839,24 @@
       <w:pPr>
         <w:jc w:val="center"/>
         <w:rPr>
-          <w:lang w:val="ru-RU"/>
-        </w:rPr>
-      </w:pPr>
-      <w:r>
-        <w:rPr>
-          <w:lang w:val="ru-RU"/>
-        </w:rPr>
-        <w:t>Рисунок 1-</w:t>
-      </w:r>
-      <w:r>
-        <w:rPr>
-          <w:lang w:val="ru-RU"/>
+          <w:lang w:val="en-US"/>
+        </w:rPr>
+      </w:pPr>
+      <w:r>
+        <w:rPr>
+          <w:lang w:val="ru-RU"/>
+        </w:rPr>
+        <w:t>Рисунок</w:t>
+      </w:r>
+      <w:r>
+        <w:rPr>
+          <w:lang w:val="en-US"/>
+        </w:rPr>
+        <w:t xml:space="preserve"> 1-</w:t>
+      </w:r>
+      <w:r>
+        <w:rPr>
+          <w:lang w:val="en-US"/>
         </w:rPr>
         <w:t>-</w:t>
       </w:r>
@@ -2766,7 +2868,7 @@
       </w:r>
       <w:r>
         <w:rPr>
-          <w:lang w:val="ru-RU"/>
+          <w:lang w:val="en-US"/>
         </w:rPr>
         <w:t>-</w:t>
       </w:r>
@@ -2801,8 +2903,6 @@
         </w:rPr>
         <w:t>database built according to the diagrams can be used in vet clinics to optimize data management and store information more securely.</w:t>
       </w:r>
-      <w:bookmarkStart w:id="0" w:name="_GoBack"/>
-      <w:bookmarkEnd w:id="0"/>
     </w:p>
     <w:p>
       <w:pPr>
